--- a/pitch/Sandchemy_CIP_Spark_Grant_Brief.docx
+++ b/pitch/Sandchemy_CIP_Spark_Grant_Brief.docx
@@ -78,7 +78,7 @@
           <w:sz w:val="20"/>
           <w:szCs w:val="20"/>
         </w:rPr>
-        <w:t xml:space="preserve">Contact: cookingwithcattitude@gmail.com</w:t>
+        <w:t xml:space="preserve">Contact: aliff@sheikhhussien.com</w:t>
       </w:r>
     </w:p>
     <w:p>
@@ -666,6 +666,67 @@
           <w:szCs w:val="21"/>
         </w:rPr>
         <w:t xml:space="preserve">Sandchemy is positioned to address this market with zero hardware requirement (any browser, any device) and zero recurring infrastructure cost, while retaining a second, non-EdTech distribution channel through the existing global audience for physics/chemistry sandbox games.</w:t>
+      </w:r>
+    </w:p>
+    <w:p>
+      <w:pPr>
+        <w:pStyle w:val="Heading2"/>
+        <w:spacing w:after="120" w:before="240"/>
+      </w:pPr>
+      <w:r>
+        <w:rPr>
+          <w:b/>
+          <w:bCs/>
+          <w:color w:val="14172A"/>
+          <w:sz w:val="24"/>
+          <w:szCs w:val="24"/>
+        </w:rPr>
+        <w:t xml:space="preserve">5.1 Category: Virtual Lab / Simulation-Based STEM Learning</w:t>
+      </w:r>
+    </w:p>
+    <w:p>
+      <w:pPr>
+        <w:spacing w:after="160" w:line="300"/>
+      </w:pPr>
+      <w:r>
+        <w:rPr>
+          <w:i w:val="false"/>
+          <w:iCs w:val="false"/>
+          <w:color w:val="222222"/>
+          <w:sz w:val="21"/>
+          <w:szCs w:val="21"/>
+        </w:rPr>
+        <w:t xml:space="preserve">Beyond the Malaysia-wide EdTech figures above, Sandchemy sits inside a more specific, named global sub-segment: virtual laboratories / simulation-based STEM learning, valued at approximately USD 1.5 billion in 2024 and projected to reach USD 4.2 billion by 2033 (Business Research Insights, STEM Education Market Report). This is a defined category, not a generic “education game” claim.</w:t>
+      </w:r>
+    </w:p>
+    <w:p>
+      <w:pPr>
+        <w:spacing w:after="160" w:line="300"/>
+      </w:pPr>
+      <w:r>
+        <w:rPr>
+          <w:i w:val="false"/>
+          <w:iCs w:val="false"/>
+          <w:color w:val="222222"/>
+          <w:sz w:val="21"/>
+          <w:szCs w:val="21"/>
+        </w:rPr>
+        <w:t xml:space="preserve">The three most-cited comparables in this category each miss a property Sandchemy combines: PhET (free, university-backed) ships fixed, single-concept simulations rather than an open sandbox; Labster and PraxiLabs are paid, institution-licensed virtual labs with no free consumer tier; and Minecraft Education is the closest sandbox by shape but its blocks are not scientifically modelled. Sandchemy is free, offline-capable, built on sourced real-world physics/chemistry data, and keeps a persistent Discovery Journal — no named comparable combines all four.</w:t>
+      </w:r>
+    </w:p>
+    <w:p>
+      <w:pPr>
+        <w:spacing w:after="160" w:line="300"/>
+      </w:pPr>
+      <w:r>
+        <w:rPr>
+          <w:i w:val="false"/>
+          <w:iCs w:val="false"/>
+          <w:color w:val="222222"/>
+          <w:sz w:val="21"/>
+          <w:szCs w:val="21"/>
+        </w:rPr>
+        <w:t xml:space="preserve">Note: CIP Spark itself has no dedicated STEM-specific funding track — it is a general technology pre-seed grant. This category positioning is market-differentiation context for reviewers, not a claimed eligibility criterion.</w:t>
       </w:r>
     </w:p>
     <w:p>
@@ -1419,6 +1480,177 @@
     </w:p>
     <w:p>
       <w:pPr>
+        <w:pStyle w:val="Heading2"/>
+        <w:spacing w:after="120" w:before="240"/>
+      </w:pPr>
+      <w:r>
+        <w:rPr>
+          <w:b/>
+          <w:bCs/>
+          <w:color w:val="14172A"/>
+          <w:sz w:val="24"/>
+          <w:szCs w:val="24"/>
+        </w:rPr>
+        <w:t xml:space="preserve">8.1 Broader Funding Roadmap (Beyond CIP Spark)</w:t>
+      </w:r>
+    </w:p>
+    <w:p>
+      <w:pPr>
+        <w:spacing w:after="160" w:line="300"/>
+      </w:pPr>
+      <w:r>
+        <w:rPr>
+          <w:i w:val="false"/>
+          <w:iCs w:val="false"/>
+          <w:color w:val="222222"/>
+          <w:sz w:val="21"/>
+          <w:szCs w:val="21"/>
+        </w:rPr>
+        <w:t xml:space="preserve">CIP Spark is the lead application, but it is being pursued alongside — not instead of — the following, chosen for fit at the project's current stage or as a deliberate near-term follow-on. Eligibility is self-assessed against each programme's public criteria as of July 2026 and should be re-confirmed directly with each funder before applying.</w:t>
+      </w:r>
+    </w:p>
+    <w:p>
+      <w:pPr>
+        <w:pStyle w:val="ListParagraph"/>
+        <w:numPr>
+          <w:ilvl w:val="0"/>
+          <w:numId w:val="1"/>
+        </w:numPr>
+        <w:spacing w:after="90"/>
+      </w:pPr>
+      <w:r>
+        <w:rPr>
+          <w:b/>
+          <w:bCs/>
+          <w:color w:val="222222"/>
+          <w:sz w:val="21"/>
+          <w:szCs w:val="21"/>
+        </w:rPr>
+        <w:t xml:space="preserve">Yayasan PETRONAS — STEM Education Grant, up to RM1,000,000 over 3 years (apply now, in parallel): </w:t>
+      </w:r>
+      <w:r>
+        <w:rPr>
+          <w:color w:val="222222"/>
+          <w:sz w:val="21"/>
+          <w:szCs w:val="21"/>
+        </w:rPr>
+        <w:t xml:space="preserve">a CSR-style grant with no paid-up capital or company-age requirement, so it does not wait on incorporation the way SME/tech grants do.</w:t>
+      </w:r>
+    </w:p>
+    <w:p>
+      <w:pPr>
+        <w:pStyle w:val="ListParagraph"/>
+        <w:numPr>
+          <w:ilvl w:val="0"/>
+          <w:numId w:val="1"/>
+        </w:numPr>
+        <w:spacing w:after="90"/>
+      </w:pPr>
+      <w:r>
+        <w:rPr>
+          <w:b/>
+          <w:bCs/>
+          <w:color w:val="222222"/>
+          <w:sz w:val="21"/>
+          <w:szCs w:val="21"/>
+        </w:rPr>
+        <w:t xml:space="preserve">Cradle CIP Sprint — up to RM600,000, conditional/convertible (follow-on): </w:t>
+      </w:r>
+      <w:r>
+        <w:rPr>
+          <w:color w:val="222222"/>
+          <w:sz w:val="21"/>
+          <w:szCs w:val="21"/>
+        </w:rPr>
+        <w:t xml:space="preserve">Cradle's own next stage after CIP Spark; the natural seed-stage step once the company is formally incorporated.</w:t>
+      </w:r>
+    </w:p>
+    <w:p>
+      <w:pPr>
+        <w:pStyle w:val="ListParagraph"/>
+        <w:numPr>
+          <w:ilvl w:val="0"/>
+          <w:numId w:val="1"/>
+        </w:numPr>
+        <w:spacing w:after="90"/>
+      </w:pPr>
+      <w:r>
+        <w:rPr>
+          <w:b/>
+          <w:bCs/>
+          <w:color w:val="222222"/>
+          <w:sz w:val="21"/>
+          <w:szCs w:val="21"/>
+        </w:rPr>
+        <w:t xml:space="preserve">MRANTI Strategic Research Fund (SRF) — R&amp;D grant under Dana PEMACU MOSTI (follow-on): </w:t>
+      </w:r>
+      <w:r>
+        <w:rPr>
+          <w:color w:val="222222"/>
+          <w:sz w:val="21"/>
+          <w:szCs w:val="21"/>
+        </w:rPr>
+        <w:t xml:space="preserve">requires SSM company registration, RM10,000 minimum paid-up capital, and two directors — targeted for right after incorporation.</w:t>
+      </w:r>
+    </w:p>
+    <w:p>
+      <w:pPr>
+        <w:pStyle w:val="ListParagraph"/>
+        <w:numPr>
+          <w:ilvl w:val="0"/>
+          <w:numId w:val="1"/>
+        </w:numPr>
+        <w:spacing w:after="90"/>
+      </w:pPr>
+      <w:r>
+        <w:rPr>
+          <w:b/>
+          <w:bCs/>
+          <w:color w:val="222222"/>
+          <w:sz w:val="21"/>
+          <w:szCs w:val="21"/>
+        </w:rPr>
+        <w:t xml:space="preserve">TalentCorp LiKES (Internship Placement Matching Grant) — RM2,000 per intern (later): </w:t>
+      </w:r>
+      <w:r>
+        <w:rPr>
+          <w:color w:val="222222"/>
+          <w:sz w:val="21"/>
+          <w:szCs w:val="21"/>
+        </w:rPr>
+        <w:t xml:space="preserve">relevant once curriculum/content work scales to paid interns, not a pre-seed priority.</w:t>
+      </w:r>
+    </w:p>
+    <w:p>
+      <w:pPr>
+        <w:pStyle w:val="ListParagraph"/>
+        <w:numPr>
+          <w:ilvl w:val="0"/>
+          <w:numId w:val="1"/>
+        </w:numPr>
+        <w:spacing w:after="90"/>
+      </w:pPr>
+      <w:r>
+        <w:rPr>
+          <w:b/>
+          <w:bCs/>
+          <w:color w:val="222222"/>
+          <w:sz w:val="21"/>
+          <w:szCs w:val="21"/>
+        </w:rPr>
+        <w:t xml:space="preserve">MDEC Malaysia Digital Catalyst Grant (MDCG) — up to RM1,000,000, co-funded (later, growth-stage): </w:t>
+      </w:r>
+      <w:r>
+        <w:rPr>
+          <w:color w:val="222222"/>
+          <w:sz w:val="21"/>
+          <w:szCs w:val="21"/>
+        </w:rPr>
+        <w:t xml:space="preserve">requires RM500,000 minimum paid-up capital and at least one year of operating history — explicitly out of reach at pre-seed, tracked as a future target only.</w:t>
+      </w:r>
+    </w:p>
+    <w:p>
+      <w:pPr>
         <w:pStyle w:val="Heading1"/>
         <w:spacing w:after="160" w:before="320"/>
       </w:pPr>
@@ -2076,7 +2308,7 @@
           <w:sz w:val="21"/>
           <w:szCs w:val="21"/>
         </w:rPr>
-        <w:t xml:space="preserve">Email: cookingwithcattitude@gmail.com</w:t>
+        <w:t xml:space="preserve">Email: aliff@sheikhhussien.com</w:t>
       </w:r>
     </w:p>
     <w:p>
